--- a/docs/Report Milestone 2.docx
+++ b/docs/Report Milestone 2.docx
@@ -272,21 +272,16 @@
               <w:spacing w:before="1"/>
               <w:rPr>
                 <w:sz w:val="19"/>
+                <w:lang w:val="pt-PT"/>
               </w:rPr>
             </w:pPr>
             <w:r>
               <w:rPr>
                 <w:spacing w:val="-4"/>
                 <w:sz w:val="19"/>
+                <w:lang w:val="pt-PT"/>
               </w:rPr>
-              <w:t>G4/P1 – José Moutinho-73129, Afonso Simões-73204, Luís Nunes-</w:t>
-            </w:r>
-            <w:r>
-              <w:rPr>
-                <w:spacing w:val="-4"/>
-                <w:sz w:val="19"/>
-              </w:rPr>
-              <w:t>73216</w:t>
+              <w:t>G4/P1 – José Moutinho-73129, Afonso Simões-73204, Luís Nunes-73216</w:t>
             </w:r>
           </w:p>
         </w:tc>
@@ -963,7 +958,21 @@
         <w:rPr>
           <w:sz w:val="21"/>
         </w:rPr>
-        <w:t>Minor missingness in the categorical country variable (approx. 0.4%).</w:t>
+        <w:t xml:space="preserve">Minor missingness in the categorical </w:t>
+      </w:r>
+      <w:proofErr w:type="gramStart"/>
+      <w:r>
+        <w:rPr>
+          <w:sz w:val="21"/>
+        </w:rPr>
+        <w:t>country variable</w:t>
+      </w:r>
+      <w:proofErr w:type="gramEnd"/>
+      <w:r>
+        <w:rPr>
+          <w:sz w:val="21"/>
+        </w:rPr>
+        <w:t xml:space="preserve"> (approx. 0.4%).</w:t>
       </w:r>
     </w:p>
     <w:p>
@@ -1009,7 +1018,21 @@
         <w:rPr>
           <w:sz w:val="21"/>
         </w:rPr>
-        <w:t>Extreme heavy-tails/outliers: ADR maxing at 5400.00, requiring filtering to prevent Euclidean space distortion.</w:t>
+        <w:t xml:space="preserve">Extreme </w:t>
+      </w:r>
+      <w:proofErr w:type="gramStart"/>
+      <w:r>
+        <w:rPr>
+          <w:sz w:val="21"/>
+        </w:rPr>
+        <w:t>heavy-tails</w:t>
+      </w:r>
+      <w:proofErr w:type="gramEnd"/>
+      <w:r>
+        <w:rPr>
+          <w:sz w:val="21"/>
+        </w:rPr>
+        <w:t>/outliers: ADR maxing at 5400.00, requiring filtering to prevent Euclidean space distortion.</w:t>
       </w:r>
     </w:p>
     <w:p>
@@ -1133,6 +1156,7 @@
         </w:rPr>
         <w:t xml:space="preserve">Numerical missingness summary: Missing data is negligible. Categorical </w:t>
       </w:r>
+      <w:proofErr w:type="gramStart"/>
       <w:r>
         <w:rPr>
           <w:i/>
@@ -1147,7 +1171,15 @@
           <w:spacing w:val="-4"/>
           <w:sz w:val="21"/>
         </w:rPr>
-        <w:t xml:space="preserve"> contains 488 missing values (0.4%). Numerical </w:t>
+        <w:t xml:space="preserve"> contains</w:t>
+      </w:r>
+      <w:proofErr w:type="gramEnd"/>
+      <w:r>
+        <w:rPr>
+          <w:spacing w:val="-4"/>
+          <w:sz w:val="21"/>
+        </w:rPr>
+        <w:t xml:space="preserve"> 488 missing values (0.4%). Numerical </w:t>
       </w:r>
       <w:r>
         <w:rPr>
@@ -1163,7 +1195,23 @@
           <w:spacing w:val="-4"/>
           <w:sz w:val="21"/>
         </w:rPr>
-        <w:t xml:space="preserve"> contains 4 missing values (0.003%).</w:t>
+        <w:t xml:space="preserve"> </w:t>
+      </w:r>
+      <w:proofErr w:type="gramStart"/>
+      <w:r>
+        <w:rPr>
+          <w:spacing w:val="-4"/>
+          <w:sz w:val="21"/>
+        </w:rPr>
+        <w:t>contains</w:t>
+      </w:r>
+      <w:proofErr w:type="gramEnd"/>
+      <w:r>
+        <w:rPr>
+          <w:spacing w:val="-4"/>
+          <w:sz w:val="21"/>
+        </w:rPr>
+        <w:t xml:space="preserve"> 4 missing values (0.003%).</w:t>
       </w:r>
     </w:p>
     <w:p>
@@ -1190,6 +1238,7 @@
         </w:rPr>
         <w:t>Outlier summary: Core numerical variables (</w:t>
       </w:r>
+      <w:proofErr w:type="spellStart"/>
       <w:r>
         <w:rPr>
           <w:i/>
@@ -1199,6 +1248,7 @@
         </w:rPr>
         <w:t>lead_time</w:t>
       </w:r>
+      <w:proofErr w:type="spellEnd"/>
       <w:r>
         <w:rPr>
           <w:spacing w:val="-4"/>
@@ -1206,6 +1256,7 @@
         </w:rPr>
         <w:t xml:space="preserve">, </w:t>
       </w:r>
+      <w:proofErr w:type="spellStart"/>
       <w:r>
         <w:rPr>
           <w:i/>
@@ -1215,6 +1266,7 @@
         </w:rPr>
         <w:t>previous_cancellations</w:t>
       </w:r>
+      <w:proofErr w:type="spellEnd"/>
       <w:r>
         <w:rPr>
           <w:spacing w:val="-4"/>
@@ -1469,6 +1521,7 @@
         </w:rPr>
         <w:t xml:space="preserve"> were excluded due to extreme cardinality as raw identifiers. </w:t>
       </w:r>
+      <w:proofErr w:type="spellStart"/>
       <w:r>
         <w:rPr>
           <w:i/>
@@ -1478,6 +1531,7 @@
         </w:rPr>
         <w:t>arrival_date_year</w:t>
       </w:r>
+      <w:proofErr w:type="spellEnd"/>
       <w:r>
         <w:rPr>
           <w:spacing w:val="-4"/>
@@ -1509,6 +1563,7 @@
         </w:rPr>
         <w:t xml:space="preserve">Leakage exclusions: </w:t>
       </w:r>
+      <w:proofErr w:type="spellStart"/>
       <w:r>
         <w:rPr>
           <w:i/>
@@ -1518,6 +1573,7 @@
         </w:rPr>
         <w:t>is_canceled</w:t>
       </w:r>
+      <w:proofErr w:type="spellEnd"/>
       <w:r>
         <w:rPr>
           <w:spacing w:val="-4"/>
@@ -1525,6 +1581,7 @@
         </w:rPr>
         <w:t xml:space="preserve">, </w:t>
       </w:r>
+      <w:proofErr w:type="spellStart"/>
       <w:r>
         <w:rPr>
           <w:i/>
@@ -1534,6 +1591,7 @@
         </w:rPr>
         <w:t>reservation_status</w:t>
       </w:r>
+      <w:proofErr w:type="spellEnd"/>
       <w:r>
         <w:rPr>
           <w:spacing w:val="-4"/>
@@ -1541,6 +1599,7 @@
         </w:rPr>
         <w:t xml:space="preserve">, and </w:t>
       </w:r>
+      <w:proofErr w:type="spellStart"/>
       <w:r>
         <w:rPr>
           <w:i/>
@@ -1550,6 +1609,7 @@
         </w:rPr>
         <w:t>reservation_status_date</w:t>
       </w:r>
+      <w:proofErr w:type="spellEnd"/>
       <w:r>
         <w:rPr>
           <w:spacing w:val="-4"/>
@@ -1571,6 +1631,7 @@
         </w:rPr>
         <w:t>outcome variables. Operational variables generated post-booking (</w:t>
       </w:r>
+      <w:proofErr w:type="spellStart"/>
       <w:r>
         <w:rPr>
           <w:i/>
@@ -1580,6 +1641,7 @@
         </w:rPr>
         <w:t>assigned_room_type</w:t>
       </w:r>
+      <w:proofErr w:type="spellEnd"/>
       <w:r>
         <w:rPr>
           <w:spacing w:val="-4"/>
@@ -1587,6 +1649,7 @@
         </w:rPr>
         <w:t xml:space="preserve">, </w:t>
       </w:r>
+      <w:proofErr w:type="spellStart"/>
       <w:r>
         <w:rPr>
           <w:i/>
@@ -1596,6 +1659,7 @@
         </w:rPr>
         <w:t>booking_changes</w:t>
       </w:r>
+      <w:proofErr w:type="spellEnd"/>
       <w:r>
         <w:rPr>
           <w:spacing w:val="-4"/>
@@ -1702,6 +1766,7 @@
         </w:rPr>
         <w:t xml:space="preserve">Included variables: </w:t>
       </w:r>
+      <w:proofErr w:type="spellStart"/>
       <w:r>
         <w:rPr>
           <w:i/>
@@ -1710,12 +1775,14 @@
         </w:rPr>
         <w:t>lead_time</w:t>
       </w:r>
+      <w:proofErr w:type="spellEnd"/>
       <w:r>
         <w:rPr>
           <w:sz w:val="21"/>
         </w:rPr>
         <w:t xml:space="preserve">, </w:t>
       </w:r>
+      <w:proofErr w:type="spellStart"/>
       <w:r>
         <w:rPr>
           <w:i/>
@@ -1724,12 +1791,28 @@
         </w:rPr>
         <w:t>total_nights</w:t>
       </w:r>
-      <w:r>
-        <w:rPr>
-          <w:sz w:val="21"/>
-        </w:rPr>
-        <w:t xml:space="preserve"> (derived from weekend/week nights), </w:t>
-      </w:r>
+      <w:proofErr w:type="spellEnd"/>
+      <w:r>
+        <w:rPr>
+          <w:sz w:val="21"/>
+        </w:rPr>
+        <w:t xml:space="preserve"> (derived from weekend/</w:t>
+      </w:r>
+      <w:proofErr w:type="gramStart"/>
+      <w:r>
+        <w:rPr>
+          <w:sz w:val="21"/>
+        </w:rPr>
+        <w:t>week nights</w:t>
+      </w:r>
+      <w:proofErr w:type="gramEnd"/>
+      <w:r>
+        <w:rPr>
+          <w:sz w:val="21"/>
+        </w:rPr>
+        <w:t xml:space="preserve">), </w:t>
+      </w:r>
+      <w:proofErr w:type="spellStart"/>
       <w:r>
         <w:rPr>
           <w:i/>
@@ -1738,12 +1821,14 @@
         </w:rPr>
         <w:t>party_size</w:t>
       </w:r>
+      <w:proofErr w:type="spellEnd"/>
       <w:r>
         <w:rPr>
           <w:sz w:val="21"/>
         </w:rPr>
         <w:t xml:space="preserve"> (derived from adults/children/babies), </w:t>
       </w:r>
+      <w:proofErr w:type="spellStart"/>
       <w:r>
         <w:rPr>
           <w:i/>
@@ -1752,12 +1837,14 @@
         </w:rPr>
         <w:t>distribution_channel</w:t>
       </w:r>
+      <w:proofErr w:type="spellEnd"/>
       <w:r>
         <w:rPr>
           <w:sz w:val="21"/>
         </w:rPr>
         <w:t xml:space="preserve">, </w:t>
       </w:r>
+      <w:proofErr w:type="spellStart"/>
       <w:r>
         <w:rPr>
           <w:i/>
@@ -1766,12 +1853,14 @@
         </w:rPr>
         <w:t>market_segment</w:t>
       </w:r>
+      <w:proofErr w:type="spellEnd"/>
       <w:r>
         <w:rPr>
           <w:sz w:val="21"/>
         </w:rPr>
         <w:t xml:space="preserve">, </w:t>
       </w:r>
+      <w:proofErr w:type="spellStart"/>
       <w:r>
         <w:rPr>
           <w:i/>
@@ -1780,12 +1869,14 @@
         </w:rPr>
         <w:t>customer_type</w:t>
       </w:r>
+      <w:proofErr w:type="spellEnd"/>
       <w:r>
         <w:rPr>
           <w:sz w:val="21"/>
         </w:rPr>
         <w:t xml:space="preserve">, </w:t>
       </w:r>
+      <w:proofErr w:type="spellStart"/>
       <w:r>
         <w:rPr>
           <w:i/>
@@ -1794,6 +1885,7 @@
         </w:rPr>
         <w:t>deposit_type</w:t>
       </w:r>
+      <w:proofErr w:type="spellEnd"/>
       <w:r>
         <w:rPr>
           <w:sz w:val="21"/>
@@ -1814,6 +1906,7 @@
         </w:rPr>
         <w:t xml:space="preserve">, </w:t>
       </w:r>
+      <w:proofErr w:type="spellStart"/>
       <w:r>
         <w:rPr>
           <w:i/>
@@ -1822,12 +1915,14 @@
         </w:rPr>
         <w:t>arrival_date_month</w:t>
       </w:r>
+      <w:proofErr w:type="spellEnd"/>
       <w:r>
         <w:rPr>
           <w:sz w:val="21"/>
         </w:rPr>
         <w:t xml:space="preserve">, and </w:t>
       </w:r>
+      <w:proofErr w:type="spellStart"/>
       <w:r>
         <w:rPr>
           <w:i/>
@@ -1836,6 +1931,7 @@
         </w:rPr>
         <w:t>country_grouped</w:t>
       </w:r>
+      <w:proofErr w:type="spellEnd"/>
       <w:r>
         <w:rPr>
           <w:sz w:val="21"/>
@@ -1865,6 +1961,7 @@
         </w:rPr>
         <w:t xml:space="preserve">Excluded/profiling-only variables: </w:t>
       </w:r>
+      <w:proofErr w:type="spellStart"/>
       <w:r>
         <w:rPr>
           <w:i/>
@@ -1873,12 +1970,14 @@
         </w:rPr>
         <w:t>adr</w:t>
       </w:r>
+      <w:proofErr w:type="spellEnd"/>
       <w:r>
         <w:rPr>
           <w:sz w:val="21"/>
         </w:rPr>
         <w:t xml:space="preserve"> (Average Daily Rate) and the leakage exclusions listed in Section 3 are extracted pre-pipeline. </w:t>
       </w:r>
+      <w:proofErr w:type="spellStart"/>
       <w:r>
         <w:rPr>
           <w:i/>
@@ -1887,6 +1986,7 @@
         </w:rPr>
         <w:t>adr</w:t>
       </w:r>
+      <w:proofErr w:type="spellEnd"/>
       <w:r>
         <w:rPr>
           <w:sz w:val="21"/>
@@ -1930,6 +2030,7 @@
         </w:rPr>
         <w:t xml:space="preserve"> values imputed with 0. Right-skewed variables (</w:t>
       </w:r>
+      <w:proofErr w:type="spellStart"/>
       <w:r>
         <w:rPr>
           <w:i/>
@@ -1938,12 +2039,14 @@
         </w:rPr>
         <w:t>lead_time</w:t>
       </w:r>
+      <w:proofErr w:type="spellEnd"/>
       <w:r>
         <w:rPr>
           <w:sz w:val="21"/>
         </w:rPr>
         <w:t xml:space="preserve">, </w:t>
       </w:r>
+      <w:proofErr w:type="spellStart"/>
       <w:r>
         <w:rPr>
           <w:i/>
@@ -1952,12 +2055,14 @@
         </w:rPr>
         <w:t>previous_cancellations</w:t>
       </w:r>
+      <w:proofErr w:type="spellEnd"/>
       <w:r>
         <w:rPr>
           <w:sz w:val="21"/>
         </w:rPr>
         <w:t xml:space="preserve">, </w:t>
       </w:r>
+      <w:proofErr w:type="spellStart"/>
       <w:r>
         <w:rPr>
           <w:i/>
@@ -1966,12 +2071,14 @@
         </w:rPr>
         <w:t>previous_bookings_not_canceled</w:t>
       </w:r>
+      <w:proofErr w:type="spellEnd"/>
       <w:r>
         <w:rPr>
           <w:sz w:val="21"/>
         </w:rPr>
         <w:t xml:space="preserve">) processed via log1p transformation. All numerical variables are variance-standardized using </w:t>
       </w:r>
+      <w:proofErr w:type="spellStart"/>
       <w:r>
         <w:rPr>
           <w:i/>
@@ -1980,6 +2087,7 @@
         </w:rPr>
         <w:t>StandardScaler</w:t>
       </w:r>
+      <w:proofErr w:type="spellEnd"/>
       <w:r>
         <w:rPr>
           <w:sz w:val="21"/>
@@ -2068,7 +2176,21 @@
         <w:rPr>
           <w:sz w:val="21"/>
         </w:rPr>
-        <w:t>Final representation_id: R-EUCLID-standard-countryTop15-noADR.</w:t>
+        <w:t xml:space="preserve">Final </w:t>
+      </w:r>
+      <w:proofErr w:type="spellStart"/>
+      <w:r>
+        <w:rPr>
+          <w:sz w:val="21"/>
+        </w:rPr>
+        <w:t>representation_id</w:t>
+      </w:r>
+      <w:proofErr w:type="spellEnd"/>
+      <w:r>
+        <w:rPr>
+          <w:sz w:val="21"/>
+        </w:rPr>
+        <w:t>: R-EUCLID-standard-countryTop15-noADR.</w:t>
       </w:r>
     </w:p>
     <w:p>
@@ -2142,7 +2264,21 @@
         <w:rPr>
           <w:sz w:val="21"/>
         </w:rPr>
-        <w:t>Methods: K-means and iK-means (Anomalous Pattern extraction).</w:t>
+        <w:t xml:space="preserve">Methods: K-means and </w:t>
+      </w:r>
+      <w:proofErr w:type="spellStart"/>
+      <w:r>
+        <w:rPr>
+          <w:sz w:val="21"/>
+        </w:rPr>
+        <w:t>iK</w:t>
+      </w:r>
+      <w:proofErr w:type="spellEnd"/>
+      <w:r>
+        <w:rPr>
+          <w:sz w:val="21"/>
+        </w:rPr>
+        <w:t>-means (Anomalous Pattern extraction).</w:t>
       </w:r>
     </w:p>
     <w:p>
@@ -2242,7 +2378,35 @@
         <w:rPr>
           <w:sz w:val="21"/>
         </w:rPr>
-        <w:t>Internal indices: Computed in the R-EUCLID space, K-means at K=5 yielded the optimal coherent partition: Silhouette Score (0.1544), Davies-Bouldin (1.8157), and Calinski-Harabasz (15647.03). iK-means successfully mathematically derived 14 natural anomalous patterns, validating the existence of distinct sub-groups.</w:t>
+        <w:t xml:space="preserve">Internal indices: Computed in the R-EUCLID space, K-means at K=5 yielded the optimal coherent partition: Silhouette Score (0.1544), Davies-Bouldin (1.8157), and </w:t>
+      </w:r>
+      <w:proofErr w:type="spellStart"/>
+      <w:r>
+        <w:rPr>
+          <w:sz w:val="21"/>
+        </w:rPr>
+        <w:t>Calinski-Harabasz</w:t>
+      </w:r>
+      <w:proofErr w:type="spellEnd"/>
+      <w:r>
+        <w:rPr>
+          <w:sz w:val="21"/>
+        </w:rPr>
+        <w:t xml:space="preserve"> (15647.03). </w:t>
+      </w:r>
+      <w:proofErr w:type="spellStart"/>
+      <w:r>
+        <w:rPr>
+          <w:sz w:val="21"/>
+        </w:rPr>
+        <w:t>iK</w:t>
+      </w:r>
+      <w:proofErr w:type="spellEnd"/>
+      <w:r>
+        <w:rPr>
+          <w:sz w:val="21"/>
+        </w:rPr>
+        <w:t>-means successfully mathematically derived 14 natural anomalous patterns, validating the existence of distinct sub-groups.</w:t>
       </w:r>
     </w:p>
     <w:p>
@@ -2266,7 +2430,21 @@
         <w:rPr>
           <w:sz w:val="21"/>
         </w:rPr>
-        <w:t>Runtime: K-means executed efficiently on the full dataset across multiple seeds. The deterministic iK-means required slightly higher initialization compute to sequentially extract maximum-distance anomalous patterns</w:t>
+        <w:t xml:space="preserve">Runtime: K-means executed efficiently on the full dataset across multiple seeds. The deterministic </w:t>
+      </w:r>
+      <w:proofErr w:type="spellStart"/>
+      <w:r>
+        <w:rPr>
+          <w:sz w:val="21"/>
+        </w:rPr>
+        <w:t>iK</w:t>
+      </w:r>
+      <w:proofErr w:type="spellEnd"/>
+      <w:r>
+        <w:rPr>
+          <w:sz w:val="21"/>
+        </w:rPr>
+        <w:t>-means required slightly higher initialization compute to sequentially extract maximum-distance anomalous patterns</w:t>
       </w:r>
       <w:r>
         <w:rPr>
@@ -2444,6 +2622,7 @@
         </w:rPr>
         <w:t>) applied to the unscaled features validates the K=5 topology. Cluster 3 perfectly isolates the hypothesized profile: extreme early planners (</w:t>
       </w:r>
+      <w:proofErr w:type="spellStart"/>
       <w:r>
         <w:rPr>
           <w:i/>
@@ -2452,6 +2631,7 @@
         </w:rPr>
         <w:t>lead_time</w:t>
       </w:r>
+      <w:proofErr w:type="spellEnd"/>
       <w:r>
         <w:rPr>
           <w:sz w:val="21"/>
@@ -2482,6 +2662,7 @@
         </w:rPr>
         <w:t xml:space="preserve"> indirect channels (</w:t>
       </w:r>
+      <w:proofErr w:type="spellStart"/>
       <w:r>
         <w:rPr>
           <w:i/>
@@ -2490,6 +2671,7 @@
         </w:rPr>
         <w:t>is_Direct</w:t>
       </w:r>
+      <w:proofErr w:type="spellEnd"/>
       <w:r>
         <w:rPr>
           <w:sz w:val="21"/>
@@ -2633,7 +2815,21 @@
         <w:rPr>
           <w:sz w:val="21"/>
         </w:rPr>
-        <w:t>Resampling rule: To validate topological stability, a bootstrap resampling procedure was implemented with 20 independent bootstrap runs (n_boot=20) for the K grid.</w:t>
+        <w:t>Resampling rule: To validate topological stability, a bootstrap resampling procedure was implemented with 20 independent bootstrap runs (</w:t>
+      </w:r>
+      <w:proofErr w:type="spellStart"/>
+      <w:r>
+        <w:rPr>
+          <w:sz w:val="21"/>
+        </w:rPr>
+        <w:t>n_boot</w:t>
+      </w:r>
+      <w:proofErr w:type="spellEnd"/>
+      <w:r>
+        <w:rPr>
+          <w:sz w:val="21"/>
+        </w:rPr>
+        <w:t>=20) for the K grid.</w:t>
       </w:r>
     </w:p>
     <w:p>
@@ -2753,7 +2949,21 @@
         <w:rPr>
           <w:sz w:val="21"/>
         </w:rPr>
-        <w:t>0.174. This stability held identically when tested against a RobustScaler variant, confirming the heavy tails do not dominate the distance space and the standard scaling is methodologically robust.</w:t>
+        <w:t xml:space="preserve">0.174. This stability held identically when tested against a </w:t>
+      </w:r>
+      <w:proofErr w:type="spellStart"/>
+      <w:r>
+        <w:rPr>
+          <w:sz w:val="21"/>
+        </w:rPr>
+        <w:t>RobustScaler</w:t>
+      </w:r>
+      <w:proofErr w:type="spellEnd"/>
+      <w:r>
+        <w:rPr>
+          <w:sz w:val="21"/>
+        </w:rPr>
+        <w:t xml:space="preserve"> variant, confirming the heavy tails do not dominate the distance space and the standard scaling is methodologically robust.</w:t>
       </w:r>
     </w:p>
     <w:p>
@@ -2875,7 +3085,77 @@
         <w:rPr>
           <w:sz w:val="21"/>
         </w:rPr>
-        <w:t>. Columns: representation_id, method, k, seed, silhouette, calinski_harabasz, and davies_bouldin. Stability indices (mean_ARI, std_ARI) are logged in</w:t>
+        <w:t xml:space="preserve">. Columns: </w:t>
+      </w:r>
+      <w:proofErr w:type="spellStart"/>
+      <w:r>
+        <w:rPr>
+          <w:sz w:val="21"/>
+        </w:rPr>
+        <w:t>representation_id</w:t>
+      </w:r>
+      <w:proofErr w:type="spellEnd"/>
+      <w:r>
+        <w:rPr>
+          <w:sz w:val="21"/>
+        </w:rPr>
+        <w:t xml:space="preserve">, method, k, seed, silhouette, </w:t>
+      </w:r>
+      <w:proofErr w:type="spellStart"/>
+      <w:r>
+        <w:rPr>
+          <w:sz w:val="21"/>
+        </w:rPr>
+        <w:t>calinski_harabasz</w:t>
+      </w:r>
+      <w:proofErr w:type="spellEnd"/>
+      <w:r>
+        <w:rPr>
+          <w:sz w:val="21"/>
+        </w:rPr>
+        <w:t xml:space="preserve">, and </w:t>
+      </w:r>
+      <w:proofErr w:type="spellStart"/>
+      <w:r>
+        <w:rPr>
+          <w:sz w:val="21"/>
+        </w:rPr>
+        <w:t>davies_bouldin</w:t>
+      </w:r>
+      <w:proofErr w:type="spellEnd"/>
+      <w:r>
+        <w:rPr>
+          <w:sz w:val="21"/>
+        </w:rPr>
+        <w:t>. Stability indices (</w:t>
+      </w:r>
+      <w:proofErr w:type="spellStart"/>
+      <w:r>
+        <w:rPr>
+          <w:sz w:val="21"/>
+        </w:rPr>
+        <w:t>mean_ARI</w:t>
+      </w:r>
+      <w:proofErr w:type="spellEnd"/>
+      <w:r>
+        <w:rPr>
+          <w:sz w:val="21"/>
+        </w:rPr>
+        <w:t xml:space="preserve">, </w:t>
+      </w:r>
+      <w:proofErr w:type="spellStart"/>
+      <w:r>
+        <w:rPr>
+          <w:sz w:val="21"/>
+        </w:rPr>
+        <w:t>std_ARI</w:t>
+      </w:r>
+      <w:proofErr w:type="spellEnd"/>
+      <w:r>
+        <w:rPr>
+          <w:sz w:val="21"/>
+        </w:rPr>
+        <w:t>) are logged in</w:t>
       </w:r>
       <w:r>
         <w:rPr>
@@ -2911,7 +3191,21 @@
         <w:rPr>
           <w:sz w:val="21"/>
         </w:rPr>
-        <w:t>Environment: An environment.yml file exists to ensure dependency parity.</w:t>
+        <w:t xml:space="preserve">Environment: An </w:t>
+      </w:r>
+      <w:proofErr w:type="spellStart"/>
+      <w:r>
+        <w:rPr>
+          <w:sz w:val="21"/>
+        </w:rPr>
+        <w:t>environment.yml</w:t>
+      </w:r>
+      <w:proofErr w:type="spellEnd"/>
+      <w:r>
+        <w:rPr>
+          <w:sz w:val="21"/>
+        </w:rPr>
+        <w:t xml:space="preserve"> file exists to ensure dependency parity.</w:t>
       </w:r>
     </w:p>
     <w:p>
@@ -2998,6 +3292,7 @@
       </w:pPr>
       <w:r>
         <w:rPr>
+          <w:noProof/>
           <w:sz w:val="21"/>
         </w:rPr>
         <w:drawing>
@@ -3094,6 +3389,7 @@
       </w:pPr>
       <w:r>
         <w:rPr>
+          <w:noProof/>
           <w:sz w:val="21"/>
         </w:rPr>
         <w:drawing>
@@ -3234,6 +3530,7 @@
       </w:pPr>
       <w:r>
         <w:rPr>
+          <w:noProof/>
           <w:sz w:val="21"/>
         </w:rPr>
         <w:drawing>
@@ -3319,14 +3616,7 @@
           <w:spacing w:val="-6"/>
           <w:sz w:val="21"/>
         </w:rPr>
-        <w:t>table</w:t>
-      </w:r>
-      <w:r>
-        <w:rPr>
-          <w:spacing w:val="-6"/>
-          <w:sz w:val="21"/>
-        </w:rPr>
-        <w:t>:</w:t>
+        <w:t>table:</w:t>
       </w:r>
     </w:p>
     <w:p>
@@ -3341,6 +3631,7 @@
       </w:pPr>
       <w:r>
         <w:rPr>
+          <w:noProof/>
           <w:sz w:val="21"/>
         </w:rPr>
         <w:drawing>
@@ -3427,6 +3718,7 @@
       </w:pPr>
       <w:r>
         <w:rPr>
+          <w:noProof/>
           <w:sz w:val="21"/>
         </w:rPr>
         <w:drawing>
@@ -3574,6 +3866,7 @@
       </w:pPr>
       <w:r>
         <w:rPr>
+          <w:noProof/>
           <w:sz w:val="21"/>
         </w:rPr>
         <w:drawing>
@@ -3909,6 +4202,7 @@
       </w:pPr>
       <w:r>
         <w:rPr>
+          <w:noProof/>
           <w:sz w:val="21"/>
         </w:rPr>
         <w:drawing>
@@ -5164,7 +5458,7 @@
   <w:style w:type="paragraph" w:styleId="Ttulo2">
     <w:name w:val="heading 2"/>
     <w:basedOn w:val="Normal"/>
-    <w:link w:val="Ttulo2Char"/>
+    <w:link w:val="Ttulo2Carter"/>
     <w:uiPriority w:val="9"/>
     <w:unhideWhenUsed/>
     <w:qFormat/>
@@ -5181,9 +5475,10 @@
       <w:szCs w:val="26"/>
     </w:rPr>
   </w:style>
-  <w:style w:type="character" w:default="1" w:styleId="Fontepargpadro">
+  <w:style w:type="character" w:default="1" w:styleId="Tipodeletrapredefinidodopargrafo">
     <w:name w:val="Default Paragraph Font"/>
     <w:uiPriority w:val="1"/>
+    <w:semiHidden/>
     <w:unhideWhenUsed/>
   </w:style>
   <w:style w:type="table" w:default="1" w:styleId="Tabelanormal">
@@ -5226,7 +5521,7 @@
   <w:style w:type="paragraph" w:styleId="Corpodetexto">
     <w:name w:val="Body Text"/>
     <w:basedOn w:val="Normal"/>
-    <w:link w:val="CorpodetextoChar"/>
+    <w:link w:val="CorpodetextoCarter"/>
     <w:uiPriority w:val="1"/>
     <w:qFormat/>
     <w:pPr>
@@ -5257,9 +5552,9 @@
       <w:ind w:left="106"/>
     </w:pPr>
   </w:style>
-  <w:style w:type="character" w:customStyle="1" w:styleId="Ttulo2Char">
-    <w:name w:val="Título 2 Char"/>
-    <w:basedOn w:val="Fontepargpadro"/>
+  <w:style w:type="character" w:customStyle="1" w:styleId="Ttulo2Carter">
+    <w:name w:val="Título 2 Caráter"/>
+    <w:basedOn w:val="Tipodeletrapredefinidodopargrafo"/>
     <w:link w:val="Ttulo2"/>
     <w:uiPriority w:val="9"/>
     <w:rsid w:val="00446C4D"/>
@@ -5271,9 +5566,9 @@
       <w:szCs w:val="26"/>
     </w:rPr>
   </w:style>
-  <w:style w:type="character" w:customStyle="1" w:styleId="CorpodetextoChar">
-    <w:name w:val="Corpo de texto Char"/>
-    <w:basedOn w:val="Fontepargpadro"/>
+  <w:style w:type="character" w:customStyle="1" w:styleId="CorpodetextoCarter">
+    <w:name w:val="Corpo de texto Caráter"/>
+    <w:basedOn w:val="Tipodeletrapredefinidodopargrafo"/>
     <w:link w:val="Corpodetexto"/>
     <w:uiPriority w:val="1"/>
     <w:rsid w:val="00207852"/>
@@ -5281,6 +5576,54 @@
       <w:rFonts w:ascii="Trebuchet MS" w:eastAsia="Trebuchet MS" w:hAnsi="Trebuchet MS" w:cs="Trebuchet MS"/>
       <w:sz w:val="21"/>
       <w:szCs w:val="21"/>
+    </w:rPr>
+  </w:style>
+  <w:style w:type="paragraph" w:styleId="Cabealho">
+    <w:name w:val="header"/>
+    <w:basedOn w:val="Normal"/>
+    <w:link w:val="CabealhoCarter"/>
+    <w:uiPriority w:val="99"/>
+    <w:unhideWhenUsed/>
+    <w:rsid w:val="005F4C2F"/>
+    <w:pPr>
+      <w:tabs>
+        <w:tab w:val="center" w:pos="4252"/>
+        <w:tab w:val="right" w:pos="8504"/>
+      </w:tabs>
+    </w:pPr>
+  </w:style>
+  <w:style w:type="character" w:customStyle="1" w:styleId="CabealhoCarter">
+    <w:name w:val="Cabeçalho Caráter"/>
+    <w:basedOn w:val="Tipodeletrapredefinidodopargrafo"/>
+    <w:link w:val="Cabealho"/>
+    <w:uiPriority w:val="99"/>
+    <w:rsid w:val="005F4C2F"/>
+    <w:rPr>
+      <w:rFonts w:ascii="Trebuchet MS" w:eastAsia="Trebuchet MS" w:hAnsi="Trebuchet MS" w:cs="Trebuchet MS"/>
+    </w:rPr>
+  </w:style>
+  <w:style w:type="paragraph" w:styleId="Rodap">
+    <w:name w:val="footer"/>
+    <w:basedOn w:val="Normal"/>
+    <w:link w:val="RodapCarter"/>
+    <w:uiPriority w:val="99"/>
+    <w:unhideWhenUsed/>
+    <w:rsid w:val="005F4C2F"/>
+    <w:pPr>
+      <w:tabs>
+        <w:tab w:val="center" w:pos="4252"/>
+        <w:tab w:val="right" w:pos="8504"/>
+      </w:tabs>
+    </w:pPr>
+  </w:style>
+  <w:style w:type="character" w:customStyle="1" w:styleId="RodapCarter">
+    <w:name w:val="Rodapé Caráter"/>
+    <w:basedOn w:val="Tipodeletrapredefinidodopargrafo"/>
+    <w:link w:val="Rodap"/>
+    <w:uiPriority w:val="99"/>
+    <w:rsid w:val="005F4C2F"/>
+    <w:rPr>
+      <w:rFonts w:ascii="Trebuchet MS" w:eastAsia="Trebuchet MS" w:hAnsi="Trebuchet MS" w:cs="Trebuchet MS"/>
     </w:rPr>
   </w:style>
 </w:styles>
